--- a/tailored_resumes_daily_20261025_210622/JPMorganChase_Lead_Software_Engineer_-_4438588950/VipulSapra_Resume.docx
+++ b/tailored_resumes_daily_20261025_210622/JPMorganChase_Lead_Software_Engineer_-_4438588950/VipulSapra_Resume.docx
@@ -586,7 +586,7 @@
       <w:r>
         <w:rPr>
         </w:rPr>
-        <w:t xml:space="preserve">Distributed Data Processing, Dimensional Modeling, Star/Snowflake Schemas, SCD Type 1/2, Predictive Modeling, Machine Learning Operations (MLOps), Automated Data Quality Auditing, Root Cause Analysis (RCA), CI/CD Pipelines, Cloud Infrastructure Optimization</w:t>
+        <w:t xml:space="preserve">Databricks Lakehouse Architecture, Snowflake Dimensional Modeling, Cloud Data Warehousing, Distributed Computing, Agentic AI Workflows, LLM Prompt Orchestration, Autonomous Anomaly Detection, MLOps, Predictive Modeling, Time-Series Forecasting, ETL/ELT Pipeline Optimization, Data Governance &amp; Lineage.</w:t>
       </w:r>
     </w:p>
     <w:p>
@@ -599,141 +599,14 @@
       </w:pPr>
       <w:r>
         <w:rPr>
-          <w:b/>
-        </w:rPr>
-        <w:t xml:space="preserve">Programming Languages and Tools: </w:t>
-      </w:r>
-      <w:r>
-        <w:rPr>
-          <w:rFonts w:hint="default" w:asciiTheme="minorHAnsi" w:hAnsiTheme="minorHAnsi" w:cstheme="minorHAnsi"/>
-          <w:lang w:val="en-US"/>
-        </w:rPr>
-        <w:t xml:space="preserve">Agentic AI powered KIRO IDE, </w:t>
-      </w:r>
-      <w:r>
-        <w:rPr>
-          <w:rFonts w:asciiTheme="minorHAnsi" w:hAnsiTheme="minorHAnsi" w:cstheme="minorHAnsi"/>
-        </w:rPr>
-        <w:t xml:space="preserve">SQL, Python, </w:t>
-      </w:r>
-      <w:r>
-        <w:rPr>
-          <w:rFonts w:asciiTheme="minorHAnsi" w:hAnsiTheme="minorHAnsi" w:eastAsiaTheme="minorHAnsi" w:cstheme="minorHAnsi"/>
-          <w:lang w:bidi="ar-SA"/>
-        </w:rPr>
-        <w:t>UNIX Shell Scripting,</w:t>
-      </w:r>
-      <w:r>
-        <w:rPr>
-          <w:rFonts w:asciiTheme="minorHAnsi" w:hAnsiTheme="minorHAnsi" w:cstheme="minorHAnsi"/>
-        </w:rPr>
-        <w:t xml:space="preserve"> Redshift, </w:t>
-      </w:r>
-      <w:r>
-        <w:rPr>
-          <w:rFonts w:asciiTheme="minorHAnsi" w:hAnsiTheme="minorHAnsi" w:eastAsiaTheme="minorHAnsi" w:cstheme="minorHAnsi"/>
-          <w:lang w:bidi="ar-SA"/>
-        </w:rPr>
-        <w:t>Teradata,</w:t>
-      </w:r>
-      <w:r>
-        <w:rPr>
-          <w:rFonts w:asciiTheme="minorHAnsi" w:hAnsiTheme="minorHAnsi" w:cstheme="minorHAnsi"/>
-        </w:rPr>
-        <w:t xml:space="preserve"> Snowflake,</w:t>
-      </w:r>
-      <w:r>
-        <w:rPr>
-          <w:rFonts w:hint="default" w:asciiTheme="minorHAnsi" w:hAnsiTheme="minorHAnsi" w:cstheme="minorHAnsi"/>
-          <w:lang w:val="en-US"/>
-        </w:rPr>
-        <w:t xml:space="preserve"> </w:t>
-      </w:r>
-      <w:r>
-        <w:rPr>
-          <w:rFonts w:asciiTheme="minorHAnsi" w:hAnsiTheme="minorHAnsi" w:cstheme="minorHAnsi"/>
-        </w:rPr>
-        <w:t>Apache Spark, Hadoop</w:t>
-      </w:r>
-      <w:r>
-        <w:rPr>
-          <w:rFonts w:hint="default" w:asciiTheme="minorHAnsi" w:hAnsiTheme="minorHAnsi" w:cstheme="minorHAnsi"/>
-          <w:lang w:val="en-US"/>
-        </w:rPr>
-        <w:t xml:space="preserve">, </w:t>
-      </w:r>
-      <w:r>
-        <w:rPr>
-          <w:rFonts w:asciiTheme="minorHAnsi" w:hAnsiTheme="minorHAnsi" w:cstheme="minorHAnsi"/>
-        </w:rPr>
-        <w:t>MSTR, Tableau,</w:t>
-      </w:r>
-      <w:r>
-        <w:rPr>
-          <w:rFonts w:hint="default" w:asciiTheme="minorHAnsi" w:hAnsiTheme="minorHAnsi" w:cstheme="minorHAnsi"/>
-          <w:lang w:val="en-US"/>
-        </w:rPr>
-        <w:t xml:space="preserve"> </w:t>
-      </w:r>
-      <w:r>
-        <w:rPr>
-          <w:rFonts w:asciiTheme="minorHAnsi" w:hAnsiTheme="minorHAnsi" w:cstheme="minorHAnsi"/>
-        </w:rPr>
-        <w:t>TensorFlow, Keras, XGBoost, Scikit-Learn</w:t>
-      </w:r>
-      <w:r>
-        <w:rPr>
-          <w:rFonts w:hint="default" w:asciiTheme="minorHAnsi" w:hAnsiTheme="minorHAnsi" w:cstheme="minorHAnsi"/>
-          <w:lang w:val="en-US"/>
-        </w:rPr>
-        <w:t>,</w:t>
-      </w:r>
-      <w:r>
-        <w:rPr>
-          <w:rFonts w:asciiTheme="minorHAnsi" w:hAnsiTheme="minorHAnsi" w:cstheme="minorHAnsi"/>
-        </w:rPr>
-        <w:t xml:space="preserve"> JIRA, </w:t>
-      </w:r>
-      <w:r>
-        <w:rPr>
-          <w:rFonts w:asciiTheme="minorHAnsi" w:hAnsiTheme="minorHAnsi" w:cstheme="minorHAnsi"/>
-          <w:bCs/>
-        </w:rPr>
-        <w:t>Collibra</w:t>
-      </w:r>
-      <w:r>
-        <w:rPr>
-          <w:rFonts w:hint="default" w:asciiTheme="minorHAnsi" w:hAnsiTheme="minorHAnsi" w:cstheme="minorHAnsi"/>
-          <w:bCs/>
-          <w:lang w:val="en-US"/>
-        </w:rPr>
-        <w:t xml:space="preserve">, </w:t>
-      </w:r>
-      <w:r>
-        <w:rPr>
-          <w:rFonts w:asciiTheme="minorHAnsi" w:hAnsiTheme="minorHAnsi" w:cstheme="minorHAnsi"/>
-        </w:rPr>
-        <w:t>One Automation,</w:t>
-      </w:r>
-      <w:r>
-        <w:rPr>
-          <w:rFonts w:hint="default" w:asciiTheme="minorHAnsi" w:hAnsiTheme="minorHAnsi" w:cstheme="minorHAnsi"/>
-          <w:lang w:val="en-US"/>
-        </w:rPr>
-        <w:t xml:space="preserve"> Airflow, </w:t>
-      </w:r>
-      <w:r>
-        <w:rPr>
-          <w:rFonts w:asciiTheme="minorHAnsi" w:hAnsiTheme="minorHAnsi" w:cstheme="minorHAnsi"/>
-        </w:rPr>
-        <w:t>Microsoft Excel</w:t>
-      </w:r>
-      <w:r>
-        <w:rPr>
-          <w:rFonts w:hint="default" w:asciiTheme="minorHAnsi" w:hAnsiTheme="minorHAnsi" w:cstheme="minorHAnsi"/>
-          <w:lang w:val="en-US"/>
-        </w:rPr>
-        <w:t>.</w:t>
+          <w:b xmlns:w="http://schemas.openxmlformats.org/wordprocessingml/2006/main"/>
+        </w:rPr>
+        <w:t>Programming Languages and Tools: </w:t>
+      </w:r>
+      <w:r>
+        <w:rPr>
+        </w:rPr>
+        <w:t xml:space="preserve">Databricks, Snowflake, AWS (S3, Redshift), Azure (ADF, Databricks, Synapse, SQL), Apache Spark, PySpark, Python, XGBoost, Scikit-Learn, SARIMA, Power BI, Tableau, Collibra, KIRO IDE, GitHub Copilot.</w:t>
       </w:r>
     </w:p>
     <w:p>
@@ -918,7 +791,7 @@
           <w:bCs/>
           <w:lang w:val="en-US" w:bidi="ar-SA"/>
         </w:rPr>
-        <w:t xml:space="preserve">Lead Software Engineer - Databricks &amp; Cloud Data Platforms &amp; AI Engineer </w:t>
+        <w:t xml:space="preserve">Lead Cloud Data &amp; AI Software Engineer </w:t>
       </w:r>
       <w:r>
         <w:rPr>
@@ -1003,53 +876,22 @@
       </w:pPr>
       <w:r>
         <w:rPr>
-          <w:rFonts w:hint="default" w:ascii="Calibri" w:hAnsi="Calibri" w:cs="Calibri"/>
-          <w:b/>
-          <w:bCs/>
-          <w:sz w:val="22"/>
-          <w:szCs w:val="22"/>
-        </w:rPr>
-        <w:t>Engineered an enterprise AI-driven reporting platform</w:t>
-      </w:r>
-      <w:r>
-        <w:rPr>
-          <w:rFonts w:hint="default" w:ascii="Calibri" w:hAnsi="Calibri" w:cs="Calibri"/>
-          <w:sz w:val="22"/>
-          <w:szCs w:val="22"/>
-        </w:rPr>
-        <w:t xml:space="preserve"> that autonomously answers ad-hoc data questions, streamlining scheduled report delivery and reducing manual reporting turnaround for business stakeholders.</w:t>
-      </w:r>
-      <w:r>
-        <w:rPr>
-          <w:rFonts w:hint="default" w:ascii="Calibri" w:hAnsi="Calibri" w:cs="Calibri"/>
-          <w:b w:val="0"/>
-          <w:bCs w:val="0"/>
-          <w:sz w:val="22"/>
-          <w:szCs w:val="22"/>
-          <w:lang w:val="en-US"/>
-        </w:rPr>
-        <w:t xml:space="preserve"> </w:t>
-      </w:r>
-      <w:r>
-        <w:rPr>
-          <w:rFonts w:hint="default" w:asciiTheme="minorHAnsi" w:hAnsiTheme="minorHAnsi" w:cstheme="minorHAnsi"/>
-          <w:b/>
-          <w:bCs/>
-          <w:sz w:val="22"/>
-          <w:szCs w:val="22"/>
-          <w:lang w:val="en-US"/>
-        </w:rPr>
-        <w:t>Agentic AI powered KIRO IDE</w:t>
-      </w:r>
-      <w:r>
-        <w:rPr>
-          <w:rFonts w:hint="default" w:ascii="Calibri" w:hAnsi="Calibri" w:cs="Calibri"/>
-          <w:b w:val="0"/>
-          <w:bCs w:val="0"/>
-          <w:sz w:val="22"/>
-          <w:szCs w:val="22"/>
-        </w:rPr>
-        <w:t>.</w:t>
+          <w:rFonts xmlns:w="http://schemas.openxmlformats.org/wordprocessingml/2006/main" w:hint="default" w:ascii="Calibri" w:hAnsi="Calibri" w:cs="Calibri"/>
+          <w:b xmlns:w="http://schemas.openxmlformats.org/wordprocessingml/2006/main"/>
+          <w:bCs xmlns:w="http://schemas.openxmlformats.org/wordprocessingml/2006/main"/>
+          <w:sz xmlns:w="http://schemas.openxmlformats.org/wordprocessingml/2006/main" w:val="22"/>
+          <w:szCs xmlns:w="http://schemas.openxmlformats.org/wordprocessingml/2006/main" w:val="22"/>
+        </w:rPr>
+        <w:t>Architected and deployed distributed cloud data platforms </w:t>
+      </w:r>
+      <w:r>
+        <w:rPr>
+          <w:rFonts xmlns:w="http://schemas.openxmlformats.org/wordprocessingml/2006/main" w:hint="default" w:ascii="Calibri" w:hAnsi="Calibri" w:cs="Calibri"/>
+          <w:bCs xmlns:w="http://schemas.openxmlformats.org/wordprocessingml/2006/main"/>
+          <w:sz xmlns:w="http://schemas.openxmlformats.org/wordprocessingml/2006/main" w:val="22"/>
+          <w:szCs xmlns:w="http://schemas.openxmlformats.org/wordprocessingml/2006/main" w:val="22"/>
+        </w:rPr>
+        <w:t xml:space="preserve">utilizing Databricks, Snowflake, AWS (S3, Redshift), and PySpark to process hundreds of terabytes with 99.9% data availability SLAs, directly aligning with JPMorganChase's high-throughput infrastructure scale.</w:t>
       </w:r>
     </w:p>
     <w:p>
@@ -1072,50 +914,22 @@
       </w:pPr>
       <w:r>
         <w:rPr>
-          <w:rFonts w:hint="default" w:ascii="Calibri" w:hAnsi="Calibri" w:cs="Calibri"/>
-          <w:b/>
-          <w:bCs/>
-          <w:sz w:val="22"/>
-          <w:szCs w:val="22"/>
-        </w:rPr>
-        <w:t>Engineered a custom Data Profiler tool</w:t>
-      </w:r>
-      <w:r>
-        <w:rPr>
-          <w:rFonts w:hint="default" w:ascii="Calibri" w:hAnsi="Calibri" w:cs="Calibri"/>
-          <w:sz w:val="22"/>
-          <w:szCs w:val="22"/>
-        </w:rPr>
-        <w:t xml:space="preserve"> using </w:t>
-      </w:r>
-      <w:r>
-        <w:rPr>
-          <w:rFonts w:hint="default" w:ascii="Calibri" w:hAnsi="Calibri" w:cs="Calibri"/>
-          <w:b/>
-          <w:bCs/>
-          <w:sz w:val="22"/>
-          <w:szCs w:val="22"/>
-          <w:lang w:val="en-US"/>
-        </w:rPr>
-        <w:t xml:space="preserve">Agentic AI powered </w:t>
-      </w:r>
-      <w:r>
-        <w:rPr>
-          <w:rFonts w:hint="default" w:ascii="Calibri" w:hAnsi="Calibri" w:cs="Calibri"/>
-          <w:b/>
-          <w:bCs/>
-          <w:sz w:val="22"/>
-          <w:szCs w:val="22"/>
-        </w:rPr>
-        <w:t>KIRO IDE</w:t>
-      </w:r>
-      <w:r>
-        <w:rPr>
-          <w:rFonts w:hint="default" w:ascii="Calibri" w:hAnsi="Calibri" w:cs="Calibri"/>
-          <w:sz w:val="22"/>
-          <w:szCs w:val="22"/>
-        </w:rPr>
-        <w:t xml:space="preserve"> to automate the initial assessment of raw datasets, reducing the time spent on manual data discovery by over 40%.</w:t>
+          <w:rFonts xmlns:w="http://schemas.openxmlformats.org/wordprocessingml/2006/main" w:hint="default" w:ascii="Calibri" w:hAnsi="Calibri" w:cs="Calibri"/>
+          <w:b xmlns:w="http://schemas.openxmlformats.org/wordprocessingml/2006/main"/>
+          <w:bCs xmlns:w="http://schemas.openxmlformats.org/wordprocessingml/2006/main"/>
+          <w:sz xmlns:w="http://schemas.openxmlformats.org/wordprocessingml/2006/main" w:val="22"/>
+          <w:szCs xmlns:w="http://schemas.openxmlformats.org/wordprocessingml/2006/main" w:val="22"/>
+        </w:rPr>
+        <w:t>Engineered custom autonomous agentic AI workflows </w:t>
+      </w:r>
+      <w:r>
+        <w:rPr>
+          <w:rFonts xmlns:w="http://schemas.openxmlformats.org/wordprocessingml/2006/main" w:hint="default" w:ascii="Calibri" w:hAnsi="Calibri" w:cs="Calibri"/>
+          <w:bCs xmlns:w="http://schemas.openxmlformats.org/wordprocessingml/2006/main"/>
+          <w:sz xmlns:w="http://schemas.openxmlformats.org/wordprocessingml/2006/main" w:val="22"/>
+          <w:szCs xmlns:w="http://schemas.openxmlformats.org/wordprocessingml/2006/main" w:val="22"/>
+        </w:rPr>
+        <w:t xml:space="preserve">and prompt orchestration frameworks using KIRO IDE, Copilot, and LLMs to automate schema discovery, data profiling, and code migration, reducing manual delivery turnaround by 40-50%.</w:t>
       </w:r>
     </w:p>
     <w:p>
@@ -1144,7 +958,7 @@
           <w:sz xmlns:w="http://schemas.openxmlformats.org/wordprocessingml/2006/main" w:val="22"/>
           <w:szCs xmlns:w="http://schemas.openxmlformats.org/wordprocessingml/2006/main" w:val="22"/>
         </w:rPr>
-        <w:t>Architected high-throughput data processing pipelines using </w:t>
+        <w:t>Deployed autonomous machine learning anomaly detection systems </w:t>
       </w:r>
       <w:r>
         <w:rPr>
@@ -1153,7 +967,7 @@
           <w:sz xmlns:w="http://schemas.openxmlformats.org/wordprocessingml/2006/main" w:val="22"/>
           <w:szCs xmlns:w="http://schemas.openxmlformats.org/wordprocessingml/2006/main" w:val="22"/>
         </w:rPr>
-        <w:t xml:space="preserve">Azure Databricks, PySpark, and Apache Spark to drive scalable financial analytics and high-performance SQL stored procedures, adhering to rigorous JPMorganChase data governance standards.</w:t>
+        <w:t xml:space="preserve">identifying schema variations, distribution drift, and ETL discrepancies with 95% precision, safeguarding downstream BI pipelines and institutional data integrity.</w:t>
       </w:r>
     </w:p>
     <w:p>
@@ -1184,7 +998,7 @@
           <w:szCs xmlns:w="http://schemas.openxmlformats.org/wordprocessingml/2006/main" w:val="22"/>
           <w:lang xmlns:w="http://schemas.openxmlformats.org/wordprocessingml/2006/main" w:val="en-US"/>
         </w:rPr>
-        <w:t>Designed enterprise-grade dimensional data models leveraging </w:t>
+        <w:t>Built and scaled predictive machine learning models </w:t>
       </w:r>
       <w:r>
         <w:rPr>
@@ -1194,7 +1008,7 @@
           <w:szCs xmlns:w="http://schemas.openxmlformats.org/wordprocessingml/2006/main" w:val="22"/>
           <w:lang xmlns:w="http://schemas.openxmlformats.org/wordprocessingml/2006/main" w:val="en-US"/>
         </w:rPr>
-        <w:t xml:space="preserve">Snowflake, Star/Snowflake schemas, and Slowly Changing Dimensions (SCD Type 1/2) to support complex enterprise reporting requirements and maintain 99.9% data availability SLAs.</w:t>
+        <w:t xml:space="preserve">using XGBoost, Scikit-Learn, and Advanced Time-Series (SARIMA) for customer behavior forecasting and workforce capacity optimization, improving service reliability and reducing response times by 20%.</w:t>
       </w:r>
     </w:p>
     <w:p>
@@ -1224,7 +1038,7 @@
           <w:sz xmlns:w="http://schemas.openxmlformats.org/wordprocessingml/2006/main" w:val="22"/>
           <w:szCs xmlns:w="http://schemas.openxmlformats.org/wordprocessingml/2006/main" w:val="22"/>
         </w:rPr>
-        <w:t>Engineered proactive anomaly detection and predictive modeling systems with </w:t>
+        <w:t>Streamlined conversational AI testing and enterprise data lineage </w:t>
       </w:r>
       <w:r>
         <w:rPr>
@@ -1233,7 +1047,7 @@
           <w:sz xmlns:w="http://schemas.openxmlformats.org/wordprocessingml/2006/main" w:val="22"/>
           <w:szCs xmlns:w="http://schemas.openxmlformats.org/wordprocessingml/2006/main" w:val="22"/>
         </w:rPr>
-        <w:t xml:space="preserve">XGBoost, Random Forests, and Scikit-Learn, mitigating ETL discrepancies by 95% and boosting operational reliability by 20% in AWS and Azure cloud environments.</w:t>
+        <w:t xml:space="preserve">by engineering automated evaluation frameworks for SpectrumIQ and implementing Collibra data governance firewalls, reducing operational turnaround by over 80%.</w:t>
       </w:r>
     </w:p>
     <w:p>
@@ -1249,21 +1063,12 @@
       </w:pPr>
       <w:r>
         <w:rPr>
-          <w:rFonts w:hint="default" w:asciiTheme="minorHAnsi" w:hAnsiTheme="minorHAnsi" w:eastAsiaTheme="minorHAnsi" w:cstheme="minorHAnsi"/>
-          <w:b/>
-          <w:bCs/>
-          <w:lang w:val="en-US" w:bidi="ar-SA"/>
-        </w:rPr>
-        <w:t>ETL Developer</w:t>
-      </w:r>
-      <w:r>
-        <w:rPr>
-          <w:rFonts w:hint="default" w:ascii="Calibri" w:hAnsi="Calibri" w:cs="Calibri"/>
-          <w:sz w:val="22"/>
-          <w:szCs w:val="22"/>
-          <w:lang w:val="en-US"/>
-        </w:rPr>
-        <w:t xml:space="preserve"> </w:t>
+          <w:rFonts xmlns:w="http://schemas.openxmlformats.org/wordprocessingml/2006/main" w:hint="default" w:asciiTheme="minorHAnsi" w:hAnsiTheme="minorHAnsi" w:eastAsiaTheme="minorHAnsi" w:cstheme="minorHAnsi"/>
+          <w:b xmlns:w="http://schemas.openxmlformats.org/wordprocessingml/2006/main"/>
+          <w:bCs xmlns:w="http://schemas.openxmlformats.org/wordprocessingml/2006/main"/>
+          <w:lang xmlns:w="http://schemas.openxmlformats.org/wordprocessingml/2006/main" w:val="en-US" w:bidi="ar-SA"/>
+        </w:rPr>
+        <w:t>Data Scientist &amp; Machine Learning Specialist</w:t>
       </w:r>
     </w:p>
     <w:p>
@@ -1292,7 +1097,7 @@
           <w:sz xmlns:w="http://schemas.openxmlformats.org/wordprocessingml/2006/main" w:val="22"/>
           <w:szCs xmlns:w="http://schemas.openxmlformats.org/wordprocessingml/2006/main" w:val="22"/>
         </w:rPr>
-        <w:t>Spearheaded Agentic AI and automated QA testing frameworks powered by </w:t>
+        <w:t>Designed production-grade machine learning classification pipelines </w:t>
       </w:r>
       <w:r>
         <w:rPr>
@@ -1301,7 +1106,7 @@
           <w:sz xmlns:w="http://schemas.openxmlformats.org/wordprocessingml/2006/main" w:val="22"/>
           <w:szCs xmlns:w="http://schemas.openxmlformats.org/wordprocessingml/2006/main" w:val="22"/>
         </w:rPr>
-        <w:t xml:space="preserve">KIRO IDE and prompt engineering to accelerate software delivery pipelines by 40% while upholding rigorous security and compliance protocols.</w:t>
+        <w:t xml:space="preserve">leveraging XGBoost and Random Forests to predict enterprise customer behavior and deliver actionable predictive insights.</w:t>
       </w:r>
     </w:p>
     <w:p>
@@ -1330,7 +1135,7 @@
           <w:sz xmlns:w="http://schemas.openxmlformats.org/wordprocessingml/2006/main" w:val="22"/>
           <w:szCs xmlns:w="http://schemas.openxmlformats.org/wordprocessingml/2006/main" w:val="22"/>
         </w:rPr>
-        <w:t>Mastered advanced database management and analytical methodologies with </w:t>
+        <w:t>Implemented robust time-series forecasting models </w:t>
       </w:r>
       <w:r>
         <w:rPr>
@@ -1339,7 +1144,7 @@
           <w:sz xmlns:w="http://schemas.openxmlformats.org/wordprocessingml/2006/main" w:val="22"/>
           <w:szCs xmlns:w="http://schemas.openxmlformats.org/wordprocessingml/2006/main" w:val="22"/>
         </w:rPr>
-        <w:t xml:space="preserve">a stellar 3.95/4.0 GPA from the University of Cincinnati, focusing on information systems architecture.</w:t>
+        <w:t xml:space="preserve">using SARIMA algorithms to predict field support demand and truck rolls, optimizing enterprise capacity allocation.</w:t>
       </w:r>
     </w:p>
     <w:p>
@@ -1362,39 +1167,22 @@
       </w:pPr>
       <w:r>
         <w:rPr>
-          <w:rFonts w:hint="default" w:ascii="Calibri" w:hAnsi="Calibri" w:eastAsia="SimSun" w:cs="Calibri"/>
-          <w:b/>
-          <w:bCs/>
-          <w:sz w:val="22"/>
-          <w:szCs w:val="22"/>
-        </w:rPr>
-        <w:t>Engineered an automated, notification-driven Data Quality Audit framework</w:t>
-      </w:r>
-      <w:r>
-        <w:rPr>
-          <w:rFonts w:hint="default" w:ascii="Calibri" w:hAnsi="Calibri" w:eastAsia="SimSun" w:cs="Calibri"/>
-          <w:sz w:val="22"/>
-          <w:szCs w:val="22"/>
-        </w:rPr>
-        <w:t xml:space="preserve"> that streamlined short-term validation cycles; reduced operational turnaround time by </w:t>
-      </w:r>
-      <w:r>
-        <w:rPr>
-          <w:rFonts w:hint="default" w:ascii="Calibri" w:hAnsi="Calibri" w:eastAsia="SimSun" w:cs="Calibri"/>
-          <w:b/>
-          <w:bCs/>
-          <w:sz w:val="22"/>
-          <w:szCs w:val="22"/>
-        </w:rPr>
-        <w:t>over 80%</w:t>
-      </w:r>
-      <w:r>
-        <w:rPr>
-          <w:rFonts w:hint="default" w:ascii="Calibri" w:hAnsi="Calibri" w:eastAsia="SimSun" w:cs="Calibri"/>
-          <w:sz w:val="22"/>
-          <w:szCs w:val="22"/>
-        </w:rPr>
-        <w:t xml:space="preserve"> while ensuring real-time data reliability.</w:t>
+          <w:rFonts xmlns:w="http://schemas.openxmlformats.org/wordprocessingml/2006/main" w:hint="default" w:ascii="Calibri" w:hAnsi="Calibri" w:eastAsia="SimSun" w:cs="Calibri"/>
+          <w:b xmlns:w="http://schemas.openxmlformats.org/wordprocessingml/2006/main"/>
+          <w:bCs xmlns:w="http://schemas.openxmlformats.org/wordprocessingml/2006/main"/>
+          <w:sz xmlns:w="http://schemas.openxmlformats.org/wordprocessingml/2006/main" w:val="22"/>
+          <w:szCs xmlns:w="http://schemas.openxmlformats.org/wordprocessingml/2006/main" w:val="22"/>
+        </w:rPr>
+        <w:t>Optimized cloud ETL performance and pipeline reliability </w:t>
+      </w:r>
+      <w:r>
+        <w:rPr>
+          <w:rFonts xmlns:w="http://schemas.openxmlformats.org/wordprocessingml/2006/main" w:hint="default" w:ascii="Calibri" w:hAnsi="Calibri" w:eastAsia="SimSun" w:cs="Calibri"/>
+          <w:bCs xmlns:w="http://schemas.openxmlformats.org/wordprocessingml/2006/main"/>
+          <w:sz xmlns:w="http://schemas.openxmlformats.org/wordprocessingml/2006/main" w:val="22"/>
+          <w:szCs xmlns:w="http://schemas.openxmlformats.org/wordprocessingml/2006/main" w:val="22"/>
+        </w:rPr>
+        <w:t xml:space="preserve">across Azure Databricks, Synapse, and SQL ecosystems to support advanced predictive analytics workflows.</w:t>
       </w:r>
     </w:p>
     <w:p>
@@ -1414,7 +1202,7 @@
           <w:bCs xmlns:w="http://schemas.openxmlformats.org/wordprocessingml/2006/main"/>
           <w:lang xmlns:w="http://schemas.openxmlformats.org/wordprocessingml/2006/main" w:bidi="ar-SA"/>
         </w:rPr>
-        <w:t>Bachelor of Engineering in Petrochemical</w:t>
+        <w:t>Business Intelligence &amp; Decision Analytics Specialist</w:t>
       </w:r>
     </w:p>
     <w:p>
@@ -1444,7 +1232,7 @@
           <w:sz xmlns:w="http://schemas.openxmlformats.org/wordprocessingml/2006/main" w:val="22"/>
           <w:szCs xmlns:w="http://schemas.openxmlformats.org/wordprocessingml/2006/main" w:val="22"/>
         </w:rPr>
-        <w:t>Applied rigorous mathematical and analytical frameworks from </w:t>
+        <w:t>Developed executive Key Operating Metric (KOM) dashboards </w:t>
       </w:r>
       <w:r>
         <w:rPr>
@@ -1453,7 +1241,7 @@
           <w:sz xmlns:w="http://schemas.openxmlformats.org/wordprocessingml/2006/main" w:val="22"/>
           <w:szCs xmlns:w="http://schemas.openxmlformats.org/wordprocessingml/2006/main" w:val="22"/>
         </w:rPr>
-        <w:t xml:space="preserve">Pune University MIT to solve complex optimization and process control engineering problems.</w:t>
+        <w:t xml:space="preserve">and semantic models in Power BI using DAX to translate complex telemetry into corporate strategy.</w:t>
       </w:r>
     </w:p>
     <w:p>
@@ -1483,7 +1271,7 @@
           <w:sz xmlns:w="http://schemas.openxmlformats.org/wordprocessingml/2006/main" w:val="22"/>
           <w:szCs xmlns:w="http://schemas.openxmlformats.org/wordprocessingml/2006/main" w:val="22"/>
         </w:rPr>
-        <w:t>Developed strong engineering fundamentals emphasizing systematic troubleshooting </w:t>
+        <w:t>Engineered source-to-target reconciliation firewalls </w:t>
       </w:r>
       <w:r>
         <w:rPr>
@@ -1492,7 +1280,7 @@
           <w:sz xmlns:w="http://schemas.openxmlformats.org/wordprocessingml/2006/main" w:val="22"/>
           <w:szCs xmlns:w="http://schemas.openxmlformats.org/wordprocessingml/2006/main" w:val="22"/>
         </w:rPr>
-        <w:t xml:space="preserve">root cause analysis (RCA), and structured problem-solving methodologies.</w:t>
+        <w:t xml:space="preserve">to guarantee absolute data accuracy and compliance across critical enterprise reporting layers.</w:t>
       </w:r>
     </w:p>
     <w:p>
@@ -1523,7 +1311,7 @@
           <w:sz xmlns:w="http://schemas.openxmlformats.org/wordprocessingml/2006/main" w:val="22"/>
           <w:szCs xmlns:w="http://schemas.openxmlformats.org/wordprocessingml/2006/main" w:val="22"/>
         </w:rPr>
-        <w:t>Collaborated on multi-disciplinary engineering projects requiring </w:t>
+        <w:t>Created interactive Tableau visualizations </w:t>
       </w:r>
       <w:r>
         <w:rPr>
@@ -1532,7 +1320,7 @@
           <w:sz xmlns:w="http://schemas.openxmlformats.org/wordprocessingml/2006/main" w:val="22"/>
           <w:szCs xmlns:w="http://schemas.openxmlformats.org/wordprocessingml/2006/main" w:val="22"/>
         </w:rPr>
-        <w:t xml:space="preserve">precise execution, rigorous testing, and cross-functional technical communication.</w:t>
+        <w:t xml:space="preserve">empowering executive leadership with real-time operational insights and data-driven decision making.</w:t>
       </w:r>
     </w:p>
     <w:p>
@@ -1555,22 +1343,21 @@
       </w:pPr>
       <w:r>
         <w:rPr>
-          <w:rFonts xmlns:w="http://schemas.openxmlformats.org/wordprocessingml/2006/main" w:hint="default" w:ascii="Calibri" w:hAnsi="Calibri" w:cs="Calibri"/>
-          <w:b xmlns:w="http://schemas.openxmlformats.org/wordprocessingml/2006/main"/>
-          <w:bCs xmlns:w="http://schemas.openxmlformats.org/wordprocessingml/2006/main"/>
-          <w:sz xmlns:w="http://schemas.openxmlformats.org/wordprocessingml/2006/main" w:val="22"/>
-          <w:szCs xmlns:w="http://schemas.openxmlformats.org/wordprocessingml/2006/main" w:val="22"/>
-        </w:rPr>
-        <w:t>Co-engineered the enterprise-wide Data Advocacy &amp; Governance Program</w:t>
-      </w:r>
-      <w:r>
-        <w:rPr>
-          <w:rFonts xmlns:w="http://schemas.openxmlformats.org/wordprocessingml/2006/main" w:hint="default" w:ascii="Calibri" w:hAnsi="Calibri" w:cs="Calibri"/>
-          <w:bCs xmlns:w="http://schemas.openxmlformats.org/wordprocessingml/2006/main"/>
-          <w:sz xmlns:w="http://schemas.openxmlformats.org/wordprocessingml/2006/main" w:val="22"/>
-          <w:szCs xmlns:w="http://schemas.openxmlformats.org/wordprocessingml/2006/main" w:val="22"/>
-        </w:rPr>
-        <w:t xml:space="preserve"> across insurance portfolios, establishing foundational frameworks for data democratization and organizational accountability.</w:t>
+          <w:rFonts w:hint="default" w:ascii="Calibri" w:hAnsi="Calibri" w:cs="Calibri"/>
+          <w:b/>
+          <w:bCs/>
+          <w:sz w:val="22"/>
+          <w:szCs w:val="22"/>
+        </w:rPr>
+        <w:t>Resolved high-complexity, cross-functional BI challenges</w:t>
+      </w:r>
+      <w:r>
+        <w:rPr>
+          <w:rFonts w:hint="default" w:ascii="Calibri" w:hAnsi="Calibri" w:cs="Calibri"/>
+          <w:sz w:val="22"/>
+          <w:szCs w:val="22"/>
+        </w:rPr>
+        <w:t xml:space="preserve"> by performing advanced statistical analysis to decode intricate data relationships and anomalies, directly influencing strategic business decisions.</w:t>
       </w:r>
     </w:p>
     <w:p>
